--- a/knowledge_base/Manual_Tecnico_Bromatologia_UTEQ_RAG.docx
+++ b/knowledge_base/Manual_Tecnico_Bromatologia_UTEQ_RAG.docx
@@ -1953,6 +1953,59 @@
                 <w:sz w:val="18"/>
               </w:rPr>
               <w:t>Suministro continuo de agua desionizada para calderín y agua fría de red para refrigerante (1.5 - 2.0 L/min a 15-20 °C)</w:t>
+            </w:r>
+          </w:p>
+        </w:tc>
+      </w:tr>
+      <w:tr>
+        <w:tc>
+          <w:tcPr>
+            <w:tcW w:type="dxa" w:w="3168"/>
+            <w:shd w:fill="F0F4F8"/>
+            <w:tcMar>
+              <w:top w:w="50" w:type="dxa"/>
+              <w:bottom w:w="50" w:type="dxa"/>
+              <w:left w:w="90" w:type="dxa"/>
+              <w:right w:w="90" w:type="dxa"/>
+            </w:tcMar>
+          </w:tcPr>
+          <w:p>
+            <w:pPr>
+              <w:spacing w:before="40" w:after="40"/>
+            </w:pPr>
+            <w:r>
+              <w:rPr>
+                <w:rFonts w:ascii="Calibri" w:hAnsi="Calibri"/>
+                <w:b/>
+                <w:color w:val="1B365D"/>
+                <w:sz w:val="18"/>
+              </w:rPr>
+              <w:t>Precio Comercial Aproximado:</w:t>
+            </w:r>
+          </w:p>
+        </w:tc>
+        <w:tc>
+          <w:tcPr>
+            <w:tcW w:type="dxa" w:w="6192"/>
+            <w:shd w:fill="FFFFFF"/>
+            <w:tcMar>
+              <w:top w:w="50" w:type="dxa"/>
+              <w:bottom w:w="50" w:type="dxa"/>
+              <w:left w:w="90" w:type="dxa"/>
+              <w:right w:w="90" w:type="dxa"/>
+            </w:tcMar>
+          </w:tcPr>
+          <w:p>
+            <w:pPr>
+              <w:spacing w:before="40" w:after="40"/>
+            </w:pPr>
+            <w:r>
+              <w:rPr>
+                <w:rFonts w:ascii="Calibri" w:hAnsi="Calibri"/>
+                <w:color w:val="222222"/>
+                <w:sz w:val="18"/>
+              </w:rPr>
+              <w:t>$5,500 USD (Rango estimado: $4,800 - $6,500 USD)</w:t>
             </w:r>
           </w:p>
         </w:tc>
@@ -4285,6 +4338,59 @@
           </w:p>
         </w:tc>
       </w:tr>
+      <w:tr>
+        <w:tc>
+          <w:tcPr>
+            <w:tcW w:type="dxa" w:w="3168"/>
+            <w:shd w:fill="F0F4F8"/>
+            <w:tcMar>
+              <w:top w:w="50" w:type="dxa"/>
+              <w:bottom w:w="50" w:type="dxa"/>
+              <w:left w:w="90" w:type="dxa"/>
+              <w:right w:w="90" w:type="dxa"/>
+            </w:tcMar>
+          </w:tcPr>
+          <w:p>
+            <w:pPr>
+              <w:spacing w:before="40" w:after="40"/>
+            </w:pPr>
+            <w:r>
+              <w:rPr>
+                <w:rFonts w:ascii="Calibri" w:hAnsi="Calibri"/>
+                <w:b/>
+                <w:color w:val="1B365D"/>
+                <w:sz w:val="18"/>
+              </w:rPr>
+              <w:t>Precio Comercial Aproximado:</w:t>
+            </w:r>
+          </w:p>
+        </w:tc>
+        <w:tc>
+          <w:tcPr>
+            <w:tcW w:type="dxa" w:w="6192"/>
+            <w:shd w:fill="FFFFFF"/>
+            <w:tcMar>
+              <w:top w:w="50" w:type="dxa"/>
+              <w:bottom w:w="50" w:type="dxa"/>
+              <w:left w:w="90" w:type="dxa"/>
+              <w:right w:w="90" w:type="dxa"/>
+            </w:tcMar>
+          </w:tcPr>
+          <w:p>
+            <w:pPr>
+              <w:spacing w:before="40" w:after="40"/>
+            </w:pPr>
+            <w:r>
+              <w:rPr>
+                <w:rFonts w:ascii="Calibri" w:hAnsi="Calibri"/>
+                <w:color w:val="222222"/>
+                <w:sz w:val="18"/>
+              </w:rPr>
+              <w:t>$5,800 USD (Rango estimado: $5,200 - $7,000 USD)</w:t>
+            </w:r>
+          </w:p>
+        </w:tc>
+      </w:tr>
     </w:tbl>
     <w:p>
       <w:pPr>
@@ -6557,6 +6663,59 @@
                 <w:sz w:val="18"/>
               </w:rPr>
               <w:t>Mesa antivibratoria, baño termostático de circulación externa (precisión ± 0.1 °C)</w:t>
+            </w:r>
+          </w:p>
+        </w:tc>
+      </w:tr>
+      <w:tr>
+        <w:tc>
+          <w:tcPr>
+            <w:tcW w:type="dxa" w:w="3168"/>
+            <w:shd w:fill="F0F4F8"/>
+            <w:tcMar>
+              <w:top w:w="50" w:type="dxa"/>
+              <w:bottom w:w="50" w:type="dxa"/>
+              <w:left w:w="90" w:type="dxa"/>
+              <w:right w:w="90" w:type="dxa"/>
+            </w:tcMar>
+          </w:tcPr>
+          <w:p>
+            <w:pPr>
+              <w:spacing w:before="40" w:after="40"/>
+            </w:pPr>
+            <w:r>
+              <w:rPr>
+                <w:rFonts w:ascii="Calibri" w:hAnsi="Calibri"/>
+                <w:b/>
+                <w:color w:val="1B365D"/>
+                <w:sz w:val="18"/>
+              </w:rPr>
+              <w:t>Precio Comercial Aproximado:</w:t>
+            </w:r>
+          </w:p>
+        </w:tc>
+        <w:tc>
+          <w:tcPr>
+            <w:tcW w:type="dxa" w:w="6192"/>
+            <w:shd w:fill="FFFFFF"/>
+            <w:tcMar>
+              <w:top w:w="50" w:type="dxa"/>
+              <w:bottom w:w="50" w:type="dxa"/>
+              <w:left w:w="90" w:type="dxa"/>
+              <w:right w:w="90" w:type="dxa"/>
+            </w:tcMar>
+          </w:tcPr>
+          <w:p>
+            <w:pPr>
+              <w:spacing w:before="40" w:after="40"/>
+            </w:pPr>
+            <w:r>
+              <w:rPr>
+                <w:rFonts w:ascii="Calibri" w:hAnsi="Calibri"/>
+                <w:color w:val="222222"/>
+                <w:sz w:val="18"/>
+              </w:rPr>
+              <w:t>$4,450 USD (Rango estimado: $3,800 - $5,200 USD)</w:t>
             </w:r>
           </w:p>
         </w:tc>
@@ -8608,6 +8767,59 @@
           </w:p>
         </w:tc>
       </w:tr>
+      <w:tr>
+        <w:tc>
+          <w:tcPr>
+            <w:tcW w:type="dxa" w:w="3168"/>
+            <w:shd w:fill="F0F4F8"/>
+            <w:tcMar>
+              <w:top w:w="50" w:type="dxa"/>
+              <w:bottom w:w="50" w:type="dxa"/>
+              <w:left w:w="90" w:type="dxa"/>
+              <w:right w:w="90" w:type="dxa"/>
+            </w:tcMar>
+          </w:tcPr>
+          <w:p>
+            <w:pPr>
+              <w:spacing w:before="40" w:after="40"/>
+            </w:pPr>
+            <w:r>
+              <w:rPr>
+                <w:rFonts w:ascii="Calibri" w:hAnsi="Calibri"/>
+                <w:b/>
+                <w:color w:val="1B365D"/>
+                <w:sz w:val="18"/>
+              </w:rPr>
+              <w:t>Precio Comercial Aproximado:</w:t>
+            </w:r>
+          </w:p>
+        </w:tc>
+        <w:tc>
+          <w:tcPr>
+            <w:tcW w:type="dxa" w:w="6192"/>
+            <w:shd w:fill="FFFFFF"/>
+            <w:tcMar>
+              <w:top w:w="50" w:type="dxa"/>
+              <w:bottom w:w="50" w:type="dxa"/>
+              <w:left w:w="90" w:type="dxa"/>
+              <w:right w:w="90" w:type="dxa"/>
+            </w:tcMar>
+          </w:tcPr>
+          <w:p>
+            <w:pPr>
+              <w:spacing w:before="40" w:after="40"/>
+            </w:pPr>
+            <w:r>
+              <w:rPr>
+                <w:rFonts w:ascii="Calibri" w:hAnsi="Calibri"/>
+                <w:color w:val="222222"/>
+                <w:sz w:val="18"/>
+              </w:rPr>
+              <w:t>$3,950 USD (Rango estimado: $3,200 - $4,800 USD)</w:t>
+            </w:r>
+          </w:p>
+        </w:tc>
+      </w:tr>
     </w:tbl>
     <w:p>
       <w:pPr>
@@ -10671,6 +10883,59 @@
           </w:p>
         </w:tc>
       </w:tr>
+      <w:tr>
+        <w:tc>
+          <w:tcPr>
+            <w:tcW w:type="dxa" w:w="3168"/>
+            <w:shd w:fill="F0F4F8"/>
+            <w:tcMar>
+              <w:top w:w="50" w:type="dxa"/>
+              <w:bottom w:w="50" w:type="dxa"/>
+              <w:left w:w="90" w:type="dxa"/>
+              <w:right w:w="90" w:type="dxa"/>
+            </w:tcMar>
+          </w:tcPr>
+          <w:p>
+            <w:pPr>
+              <w:spacing w:before="40" w:after="40"/>
+            </w:pPr>
+            <w:r>
+              <w:rPr>
+                <w:rFonts w:ascii="Calibri" w:hAnsi="Calibri"/>
+                <w:b/>
+                <w:color w:val="1B365D"/>
+                <w:sz w:val="18"/>
+              </w:rPr>
+              <w:t>Precio Comercial Aproximado:</w:t>
+            </w:r>
+          </w:p>
+        </w:tc>
+        <w:tc>
+          <w:tcPr>
+            <w:tcW w:type="dxa" w:w="6192"/>
+            <w:shd w:fill="FFFFFF"/>
+            <w:tcMar>
+              <w:top w:w="50" w:type="dxa"/>
+              <w:bottom w:w="50" w:type="dxa"/>
+              <w:left w:w="90" w:type="dxa"/>
+              <w:right w:w="90" w:type="dxa"/>
+            </w:tcMar>
+          </w:tcPr>
+          <w:p>
+            <w:pPr>
+              <w:spacing w:before="40" w:after="40"/>
+            </w:pPr>
+            <w:r>
+              <w:rPr>
+                <w:rFonts w:ascii="Calibri" w:hAnsi="Calibri"/>
+                <w:color w:val="222222"/>
+                <w:sz w:val="18"/>
+              </w:rPr>
+              <w:t>$4,200 USD (Rango estimado: $3,600 - $5,100 USD)</w:t>
+            </w:r>
+          </w:p>
+        </w:tc>
+      </w:tr>
     </w:tbl>
     <w:p>
       <w:pPr>
@@ -12817,6 +13082,59 @@
           </w:p>
         </w:tc>
       </w:tr>
+      <w:tr>
+        <w:tc>
+          <w:tcPr>
+            <w:tcW w:type="dxa" w:w="3168"/>
+            <w:shd w:fill="F0F4F8"/>
+            <w:tcMar>
+              <w:top w:w="50" w:type="dxa"/>
+              <w:bottom w:w="50" w:type="dxa"/>
+              <w:left w:w="90" w:type="dxa"/>
+              <w:right w:w="90" w:type="dxa"/>
+            </w:tcMar>
+          </w:tcPr>
+          <w:p>
+            <w:pPr>
+              <w:spacing w:before="40" w:after="40"/>
+            </w:pPr>
+            <w:r>
+              <w:rPr>
+                <w:rFonts w:ascii="Calibri" w:hAnsi="Calibri"/>
+                <w:b/>
+                <w:color w:val="1B365D"/>
+                <w:sz w:val="18"/>
+              </w:rPr>
+              <w:t>Precio Comercial Aproximado:</w:t>
+            </w:r>
+          </w:p>
+        </w:tc>
+        <w:tc>
+          <w:tcPr>
+            <w:tcW w:type="dxa" w:w="6192"/>
+            <w:shd w:fill="FFFFFF"/>
+            <w:tcMar>
+              <w:top w:w="50" w:type="dxa"/>
+              <w:bottom w:w="50" w:type="dxa"/>
+              <w:left w:w="90" w:type="dxa"/>
+              <w:right w:w="90" w:type="dxa"/>
+            </w:tcMar>
+          </w:tcPr>
+          <w:p>
+            <w:pPr>
+              <w:spacing w:before="40" w:after="40"/>
+            </w:pPr>
+            <w:r>
+              <w:rPr>
+                <w:rFonts w:ascii="Calibri" w:hAnsi="Calibri"/>
+                <w:color w:val="222222"/>
+                <w:sz w:val="18"/>
+              </w:rPr>
+              <w:t>$1,850 USD (Rango estimado: $1,400 - $2,400 USD)</w:t>
+            </w:r>
+          </w:p>
+        </w:tc>
+      </w:tr>
     </w:tbl>
     <w:p>
       <w:pPr>
@@ -14878,6 +15196,59 @@
           </w:p>
         </w:tc>
       </w:tr>
+      <w:tr>
+        <w:tc>
+          <w:tcPr>
+            <w:tcW w:type="dxa" w:w="3168"/>
+            <w:shd w:fill="F0F4F8"/>
+            <w:tcMar>
+              <w:top w:w="50" w:type="dxa"/>
+              <w:bottom w:w="50" w:type="dxa"/>
+              <w:left w:w="90" w:type="dxa"/>
+              <w:right w:w="90" w:type="dxa"/>
+            </w:tcMar>
+          </w:tcPr>
+          <w:p>
+            <w:pPr>
+              <w:spacing w:before="40" w:after="40"/>
+            </w:pPr>
+            <w:r>
+              <w:rPr>
+                <w:rFonts w:ascii="Calibri" w:hAnsi="Calibri"/>
+                <w:b/>
+                <w:color w:val="1B365D"/>
+                <w:sz w:val="18"/>
+              </w:rPr>
+              <w:t>Precio Comercial Aproximado:</w:t>
+            </w:r>
+          </w:p>
+        </w:tc>
+        <w:tc>
+          <w:tcPr>
+            <w:tcW w:type="dxa" w:w="6192"/>
+            <w:shd w:fill="FFFFFF"/>
+            <w:tcMar>
+              <w:top w:w="50" w:type="dxa"/>
+              <w:bottom w:w="50" w:type="dxa"/>
+              <w:left w:w="90" w:type="dxa"/>
+              <w:right w:w="90" w:type="dxa"/>
+            </w:tcMar>
+          </w:tcPr>
+          <w:p>
+            <w:pPr>
+              <w:spacing w:before="40" w:after="40"/>
+            </w:pPr>
+            <w:r>
+              <w:rPr>
+                <w:rFonts w:ascii="Calibri" w:hAnsi="Calibri"/>
+                <w:color w:val="222222"/>
+                <w:sz w:val="18"/>
+              </w:rPr>
+              <w:t>$1,650 USD (Rango estimado: $1,200 - $2,200 USD)</w:t>
+            </w:r>
+          </w:p>
+        </w:tc>
+      </w:tr>
     </w:tbl>
     <w:p>
       <w:pPr>
@@ -16961,6 +17332,59 @@
                 <w:sz w:val="18"/>
               </w:rPr>
               <w:t>Depósito autónomo de 10 L de agua limpia; no consume agua corriente continua</w:t>
+            </w:r>
+          </w:p>
+        </w:tc>
+      </w:tr>
+      <w:tr>
+        <w:tc>
+          <w:tcPr>
+            <w:tcW w:type="dxa" w:w="3168"/>
+            <w:shd w:fill="F0F4F8"/>
+            <w:tcMar>
+              <w:top w:w="50" w:type="dxa"/>
+              <w:bottom w:w="50" w:type="dxa"/>
+              <w:left w:w="90" w:type="dxa"/>
+              <w:right w:w="90" w:type="dxa"/>
+            </w:tcMar>
+          </w:tcPr>
+          <w:p>
+            <w:pPr>
+              <w:spacing w:before="40" w:after="40"/>
+            </w:pPr>
+            <w:r>
+              <w:rPr>
+                <w:rFonts w:ascii="Calibri" w:hAnsi="Calibri"/>
+                <w:b/>
+                <w:color w:val="1B365D"/>
+                <w:sz w:val="18"/>
+              </w:rPr>
+              <w:t>Precio Comercial Aproximado:</w:t>
+            </w:r>
+          </w:p>
+        </w:tc>
+        <w:tc>
+          <w:tcPr>
+            <w:tcW w:type="dxa" w:w="6192"/>
+            <w:shd w:fill="FFFFFF"/>
+            <w:tcMar>
+              <w:top w:w="50" w:type="dxa"/>
+              <w:bottom w:w="50" w:type="dxa"/>
+              <w:left w:w="90" w:type="dxa"/>
+              <w:right w:w="90" w:type="dxa"/>
+            </w:tcMar>
+          </w:tcPr>
+          <w:p>
+            <w:pPr>
+              <w:spacing w:before="40" w:after="40"/>
+            </w:pPr>
+            <w:r>
+              <w:rPr>
+                <w:rFonts w:ascii="Calibri" w:hAnsi="Calibri"/>
+                <w:color w:val="222222"/>
+                <w:sz w:val="18"/>
+              </w:rPr>
+              <w:t>$1,350 USD (Rango estimado: $1,100 - $1,700 USD)</w:t>
             </w:r>
           </w:p>
         </w:tc>
